--- a/docs/IND570_Ignition_ModbusTCP_Integration_Guide.docx
+++ b/docs/IND570_Ignition_ModbusTCP_Integration_Guide.docx
@@ -64,7 +64,7 @@
         <w:t xml:space="preserve">.</w:t>
       </w:r>
     </w:p>
-    <w:bookmarkStart w:id="9" w:name="before-the-call-what-to-have-ready"/>
+    <w:bookmarkStart w:id="10" w:name="before-the-call-what-to-have-ready"/>
     <w:p>
       <w:pPr>
         <w:pStyle w:val="Heading1"/>
@@ -171,49 +171,90 @@
         </w:numPr>
       </w:pPr>
       <w:r>
-        <w:t xml:space="preserve">The manual is in the repo at</w:t>
-      </w:r>
-      <w:r>
-        <w:t xml:space="preserve"> </w:t>
-      </w:r>
-      <w:r>
-        <w:rPr>
-          <w:rStyle w:val="VerbatimChar"/>
-        </w:rPr>
-        <w:t xml:space="preserve">reference/IND570_PLC_Interface_Manual.md</w:t>
-      </w:r>
-      <w:r>
-        <w:t xml:space="preserve"> </w:t>
-      </w:r>
-      <w:r>
-        <w:t xml:space="preserve">(searchable text, page-anchored). The original PDF is METTLER TOLEDO document 30205335 rev 12. Chapter 5 is Modbus TCP; Appendix B is the floating-point data format; Appendix C.2 is byte order.</w:t>
-      </w:r>
-    </w:p>
-    <w:p>
-      <w:pPr>
-        <w:pStyle w:val="BlockText"/>
-      </w:pPr>
+        <w:t xml:space="preserve">Pull up the</w:t>
+      </w:r>
+      <w:r>
+        <w:t xml:space="preserve"> </w:t>
+      </w:r>
+      <w:hyperlink r:id="rId9">
+        <w:r>
+          <w:rPr>
+            <w:rStyle w:val="Hyperlink"/>
+          </w:rPr>
+          <w:t xml:space="preserve">METTLER TOLEDO IND570 PLC Interface Manual (document #30205335)</w:t>
+        </w:r>
+      </w:hyperlink>
+      <w:r>
+        <w:t xml:space="preserve"> </w:t>
+      </w:r>
+      <w:r>
+        <w:t xml:space="preserve">— Chapter 5 is Modbus TCP, Appendix B is the floating-point data format, Appendix C.2 is byte order.</w:t>
+      </w:r>
+      <w:r>
+        <w:t xml:space="preserve"> </w:t>
+      </w:r>
       <w:r>
         <w:rPr>
           <w:b/>
           <w:bCs/>
         </w:rPr>
-        <w:t xml:space="preserve">Resolved since revision 1:</w:t>
-      </w:r>
-      <w:r>
-        <w:t xml:space="preserve"> </w:t>
-      </w:r>
-      <w:r>
-        <w:t xml:space="preserve">Fill-570 is</w:t>
-      </w:r>
-      <w:r>
-        <w:t xml:space="preserve"> </w:t>
-      </w:r>
+        <w:t xml:space="preserve">Tom should have this open on his own machine</w:t>
+      </w:r>
+      <w:r>
+        <w:t xml:space="preserve">; everything Jacques needs is already transcribed into sections 4 and 6 below.</w:t>
+      </w:r>
+    </w:p>
+    <w:p>
+      <w:pPr>
+        <w:numPr>
+          <w:ilvl w:val="0"/>
+          <w:numId w:val="1001"/>
+        </w:numPr>
+      </w:pPr>
+      <w:r>
+        <w:t xml:space="preserve">Blue Ridge side, the same manual is in the repo at</w:t>
+      </w:r>
+      <w:r>
+        <w:t xml:space="preserve"> </w:t>
+      </w:r>
+      <w:r>
+        <w:rPr>
+          <w:rStyle w:val="VerbatimChar"/>
+        </w:rPr>
+        <w:t xml:space="preserve">reference/IND570_PLC_Interface_Manual.md</w:t>
+      </w:r>
+      <w:r>
+        <w:t xml:space="preserve"> </w:t>
+      </w:r>
+      <w:r>
+        <w:t xml:space="preserve">— searchable text, page-anchored, greppable. Figures are not in the extract, so use the web PDF for wiring diagrams and screenshots.</w:t>
+      </w:r>
+    </w:p>
+    <w:p>
+      <w:pPr>
+        <w:pStyle w:val="BlockText"/>
+      </w:pPr>
       <w:r>
         <w:rPr>
           <w:b/>
           <w:bCs/>
         </w:rPr>
+        <w:t xml:space="preserve">Resolved since revision 1:</w:t>
+      </w:r>
+      <w:r>
+        <w:t xml:space="preserve"> </w:t>
+      </w:r>
+      <w:r>
+        <w:t xml:space="preserve">Fill-570 is</w:t>
+      </w:r>
+      <w:r>
+        <w:t xml:space="preserve"> </w:t>
+      </w:r>
+      <w:r>
+        <w:rPr>
+          <w:b/>
+          <w:bCs/>
+        </w:rPr>
         <w:t xml:space="preserve">not licensed</w:t>
       </w:r>
       <w:r>
@@ -223,8 +264,8 @@
         <w:t xml:space="preserve">on any of the seven terminals. That confirms the standard target-control command set (110 / 131 / 112 / 114). Had Fill been present, every one of those would have been illegal and replaced by 170 / 173 / 174 / 119.</w:t>
       </w:r>
     </w:p>
-    <w:bookmarkEnd w:id="9"/>
-    <w:bookmarkStart w:id="10" w:name="X67a37e02e3ad8884eac975b2e0e73aff5b7507b"/>
+    <w:bookmarkEnd w:id="10"/>
+    <w:bookmarkStart w:id="11" w:name="X67a37e02e3ad8884eac975b2e0e73aff5b7507b"/>
     <w:p>
       <w:pPr>
         <w:pStyle w:val="Heading1"/>
@@ -455,8 +496,8 @@
         <w:t xml:space="preserve">numbers. Section 5 covers how we detect it.</w:t>
       </w:r>
     </w:p>
-    <w:bookmarkEnd w:id="10"/>
-    <w:bookmarkStart w:id="11" w:name="Xd68f7168de35a13ce6a9d910e3dee9dc148b4d0"/>
+    <w:bookmarkEnd w:id="11"/>
+    <w:bookmarkStart w:id="12" w:name="Xd68f7168de35a13ce6a9d910e3dee9dc148b4d0"/>
     <w:p>
       <w:pPr>
         <w:pStyle w:val="Heading1"/>
@@ -662,8 +703,8 @@
         <w:t xml:space="preserve">if a master reset turns out to be necessary, treat it as bigger than it sounds. Confirm with whoever maintains these terminals whether calibration, application config or discrete I/O assignments could be affected, before Tom triggers it on a scale that’s in production.</w:t>
       </w:r>
     </w:p>
-    <w:bookmarkEnd w:id="11"/>
-    <w:bookmarkStart w:id="15" w:name="X4c1f9d59e8950a6e7ef79fac34fd9ad59df2236"/>
+    <w:bookmarkEnd w:id="12"/>
+    <w:bookmarkStart w:id="17" w:name="X4c1f9d59e8950a6e7ef79fac34fd9ad59df2236"/>
     <w:p>
       <w:pPr>
         <w:pStyle w:val="Heading1"/>
@@ -672,7 +713,7 @@
         <w:t xml:space="preserve">3. Tom’s Side — Configuring the IND570 Terminal</w:t>
       </w:r>
     </w:p>
-    <w:bookmarkStart w:id="12" w:name="network-settings"/>
+    <w:bookmarkStart w:id="13" w:name="network-settings"/>
     <w:p>
       <w:pPr>
         <w:pStyle w:val="Heading2"/>
@@ -757,8 +798,8 @@
         <w:t xml:space="preserve">Write the IP into the worksheet — Jacques needs it.</w:t>
       </w:r>
     </w:p>
-    <w:bookmarkEnd w:id="12"/>
-    <w:bookmarkStart w:id="13" w:name="data-format-settings"/>
+    <w:bookmarkEnd w:id="13"/>
+    <w:bookmarkStart w:id="14" w:name="data-format-settings"/>
     <w:p>
       <w:pPr>
         <w:pStyle w:val="Heading2"/>
@@ -851,8 +892,19 @@
       <w:r>
         <w:t xml:space="preserve"> </w:t>
       </w:r>
-      <w:r>
-        <w:t xml:space="preserve">Appendix C.2 lists this as</w:t>
+      <w:hyperlink r:id="rId9">
+        <w:r>
+          <w:rPr>
+            <w:rStyle w:val="Hyperlink"/>
+          </w:rPr>
+          <w:t xml:space="preserve">Appendix C.2</w:t>
+        </w:r>
+      </w:hyperlink>
+      <w:r>
+        <w:t xml:space="preserve"> </w:t>
+      </w:r>
+      <w:r>
+        <w:t xml:space="preserve">lists this as</w:t>
       </w:r>
       <w:r>
         <w:t xml:space="preserve"> </w:t>
@@ -942,8 +994,8 @@
         <w:t xml:space="preserve">Message Slots, not after.</w:t>
       </w:r>
     </w:p>
-    <w:bookmarkEnd w:id="13"/>
-    <w:bookmarkStart w:id="14" w:name="target-mode-new-in-revision-2"/>
+    <w:bookmarkEnd w:id="14"/>
+    <w:bookmarkStart w:id="16" w:name="target-mode-new-in-revision-2"/>
     <w:p>
       <w:pPr>
         <w:pStyle w:val="Heading2"/>
@@ -1017,12 +1069,26 @@
         <w:pStyle w:val="BodyText"/>
       </w:pPr>
       <w:r>
-        <w:t xml:space="preserve">There is no PLC command to select target mode; it must be set on the front panel.</w:t>
-      </w:r>
-    </w:p>
-    <w:bookmarkEnd w:id="14"/>
-    <w:bookmarkEnd w:id="15"/>
-    <w:bookmarkStart w:id="19" w:name="X330609bf1f76a54a4ca7b5b2babe8fc322f556d"/>
+        <w:t xml:space="preserve">There is no PLC command to select target mode — it must be set on the front panel. This menu is documented in the</w:t>
+      </w:r>
+      <w:r>
+        <w:t xml:space="preserve"> </w:t>
+      </w:r>
+      <w:hyperlink r:id="rId15">
+        <w:r>
+          <w:rPr>
+            <w:rStyle w:val="Hyperlink"/>
+          </w:rPr>
+          <w:t xml:space="preserve">IND570 User’s Guide</w:t>
+        </w:r>
+      </w:hyperlink>
+      <w:r>
+        <w:t xml:space="preserve">, not the PLC Interface Manual, so that’s the one to have open for this step.</w:t>
+      </w:r>
+    </w:p>
+    <w:bookmarkEnd w:id="16"/>
+    <w:bookmarkEnd w:id="17"/>
+    <w:bookmarkStart w:id="21" w:name="X330609bf1f76a54a4ca7b5b2babe8fc322f556d"/>
     <w:p>
       <w:pPr>
         <w:pStyle w:val="Heading1"/>
@@ -1036,7 +1102,24 @@
         <w:pStyle w:val="FirstParagraph"/>
       </w:pPr>
       <w:r>
-        <w:t xml:space="preserve">Floating Point format, per manual §5.4.4 and Table 5-3. Read and write areas share one holding-register space, offset by exactly 1024.</w:t>
+        <w:t xml:space="preserve">Floating Point format, per</w:t>
+      </w:r>
+      <w:r>
+        <w:t xml:space="preserve"> </w:t>
+      </w:r>
+      <w:hyperlink r:id="rId9">
+        <w:r>
+          <w:rPr>
+            <w:rStyle w:val="Hyperlink"/>
+          </w:rPr>
+          <w:t xml:space="preserve">manual</w:t>
+        </w:r>
+      </w:hyperlink>
+      <w:r>
+        <w:t xml:space="preserve"> </w:t>
+      </w:r>
+      <w:r>
+        <w:t xml:space="preserve">§5.4.4 and Table 5-3. Read and write areas share one holding-register space, offset by exactly 1024.</w:t>
       </w:r>
     </w:p>
     <w:tbl>
@@ -1715,7 +1798,7 @@
         <w:t xml:space="preserve">. Get this wrong and everything reads garbage.</w:t>
       </w:r>
     </w:p>
-    <w:bookmarkStart w:id="16" w:name="scale-status-word-400004-for-slot-1"/>
+    <w:bookmarkStart w:id="18" w:name="scale-status-word-400004-for-slot-1"/>
     <w:p>
       <w:pPr>
         <w:pStyle w:val="Heading2"/>
@@ -2189,8 +2272,8 @@
         </w:tc>
       </w:tr>
     </w:tbl>
-    <w:bookmarkEnd w:id="16"/>
-    <w:bookmarkStart w:id="17" w:name="command-response-word-400001-for-slot-1"/>
+    <w:bookmarkEnd w:id="18"/>
+    <w:bookmarkStart w:id="19" w:name="command-response-word-400001-for-slot-1"/>
     <w:p>
       <w:pPr>
         <w:pStyle w:val="Heading2"/>
@@ -2452,8 +2535,8 @@
         </w:tc>
       </w:tr>
     </w:tbl>
-    <w:bookmarkEnd w:id="17"/>
-    <w:bookmarkStart w:id="18" w:name="commands-we-use"/>
+    <w:bookmarkEnd w:id="19"/>
+    <w:bookmarkStart w:id="20" w:name="commands-we-use"/>
     <w:p>
       <w:pPr>
         <w:pStyle w:val="Heading2"/>
@@ -3100,9 +3183,9 @@
         <w:t xml:space="preserve">, then the command into word 1.</w:t>
       </w:r>
     </w:p>
-    <w:bookmarkEnd w:id="18"/>
-    <w:bookmarkEnd w:id="19"/>
-    <w:bookmarkStart w:id="20" w:name="jacquess-side-configuring-ignition"/>
+    <w:bookmarkEnd w:id="20"/>
+    <w:bookmarkEnd w:id="21"/>
+    <w:bookmarkStart w:id="24" w:name="jacquess-side-configuring-ignition"/>
     <w:p>
       <w:pPr>
         <w:pStyle w:val="Heading1"/>
@@ -3133,7 +3216,18 @@
         <w:t xml:space="preserve">Modbus TCP</w:t>
       </w:r>
       <w:r>
-        <w:t xml:space="preserve">.</w:t>
+        <w:t xml:space="preserve">. (</w:t>
+      </w:r>
+      <w:hyperlink r:id="rId22">
+        <w:r>
+          <w:rPr>
+            <w:rStyle w:val="Hyperlink"/>
+          </w:rPr>
+          <w:t xml:space="preserve">Connecting to a Modbus Device</w:t>
+        </w:r>
+      </w:hyperlink>
+      <w:r>
+        <w:t xml:space="preserve">)</w:t>
       </w:r>
     </w:p>
     <w:p>
@@ -3252,7 +3346,81 @@
         <w:t xml:space="preserve"> </w:t>
       </w:r>
       <w:r>
-        <w:t xml:space="preserve">is the first bit). That matches Mettler’s bit numbering directly, so status flags are plain OPC tags.</w:t>
+        <w:t xml:space="preserve">is the first bit) — see</w:t>
+      </w:r>
+      <w:r>
+        <w:t xml:space="preserve"> </w:t>
+      </w:r>
+      <w:hyperlink r:id="rId23">
+        <w:r>
+          <w:rPr>
+            <w:rStyle w:val="Hyperlink"/>
+          </w:rPr>
+          <w:t xml:space="preserve">Modbus Addressing</w:t>
+        </w:r>
+      </w:hyperlink>
+      <w:r>
+        <w:t xml:space="preserve"> </w:t>
+      </w:r>
+      <w:r>
+        <w:t xml:space="preserve">for the full prefix table (</w:t>
+      </w:r>
+      <w:r>
+        <w:rPr>
+          <w:rStyle w:val="VerbatimChar"/>
+        </w:rPr>
+        <w:t xml:space="preserve">HR</w:t>
+      </w:r>
+      <w:r>
+        <w:t xml:space="preserve">,</w:t>
+      </w:r>
+      <w:r>
+        <w:t xml:space="preserve"> </w:t>
+      </w:r>
+      <w:r>
+        <w:rPr>
+          <w:rStyle w:val="VerbatimChar"/>
+        </w:rPr>
+        <w:t xml:space="preserve">HRF</w:t>
+      </w:r>
+      <w:r>
+        <w:t xml:space="preserve">,</w:t>
+      </w:r>
+      <w:r>
+        <w:t xml:space="preserve"> </w:t>
+      </w:r>
+      <w:r>
+        <w:rPr>
+          <w:rStyle w:val="VerbatimChar"/>
+        </w:rPr>
+        <w:t xml:space="preserve">HRUS</w:t>
+      </w:r>
+      <w:r>
+        <w:t xml:space="preserve">,</w:t>
+      </w:r>
+      <w:r>
+        <w:t xml:space="preserve"> </w:t>
+      </w:r>
+      <w:r>
+        <w:rPr>
+          <w:rStyle w:val="VerbatimChar"/>
+        </w:rPr>
+        <w:t xml:space="preserve">C</w:t>
+      </w:r>
+      <w:r>
+        <w:t xml:space="preserve">,</w:t>
+      </w:r>
+      <w:r>
+        <w:t xml:space="preserve"> </w:t>
+      </w:r>
+      <w:r>
+        <w:rPr>
+          <w:rStyle w:val="VerbatimChar"/>
+        </w:rPr>
+        <w:t xml:space="preserve">DI</w:t>
+      </w:r>
+      <w:r>
+        <w:t xml:space="preserve">, …). That matches Mettler’s bit numbering directly, so status flags are plain OPC tags.</w:t>
       </w:r>
     </w:p>
     <w:tbl>
@@ -3730,8 +3898,8 @@
         <w:t xml:space="preserve">a Float32 spans two consecutive 16-bit registers. Byte/word order between the two halves is the most common source of nonsense-looking numbers on this kind of integration. See section 7 before assuming something else is broken.</w:t>
       </w:r>
     </w:p>
-    <w:bookmarkEnd w:id="20"/>
-    <w:bookmarkStart w:id="21" w:name="live-test-sequence-do-this-together"/>
+    <w:bookmarkEnd w:id="24"/>
+    <w:bookmarkStart w:id="25" w:name="live-test-sequence-do-this-together"/>
     <w:p>
       <w:pPr>
         <w:pStyle w:val="Heading1"/>
@@ -4245,8 +4413,8 @@
         <w:t xml:space="preserve">move as Under / OK / Over.</w:t>
       </w:r>
     </w:p>
-    <w:bookmarkEnd w:id="21"/>
-    <w:bookmarkStart w:id="22" w:name="troubleshooting"/>
+    <w:bookmarkEnd w:id="25"/>
+    <w:bookmarkStart w:id="26" w:name="troubleshooting"/>
     <w:p>
       <w:pPr>
         <w:pStyle w:val="Heading1"/>
@@ -4816,14 +4984,23 @@
         </w:tc>
       </w:tr>
     </w:tbl>
-    <w:bookmarkEnd w:id="22"/>
-    <w:bookmarkStart w:id="24" w:name="reference-material"/>
+    <w:bookmarkEnd w:id="26"/>
+    <w:bookmarkStart w:id="34" w:name="reference-material"/>
     <w:p>
       <w:pPr>
         <w:pStyle w:val="Heading1"/>
       </w:pPr>
       <w:r>
         <w:t xml:space="preserve">8. Reference Material</w:t>
+      </w:r>
+    </w:p>
+    <w:bookmarkStart w:id="28" w:name="vendor-documentation"/>
+    <w:p>
+      <w:pPr>
+        <w:pStyle w:val="Heading2"/>
+      </w:pPr>
+      <w:r>
+        <w:t xml:space="preserve">Vendor documentation</w:t>
       </w:r>
     </w:p>
     <w:p>
@@ -4833,19 +5010,27 @@
           <w:numId w:val="1008"/>
         </w:numPr>
       </w:pPr>
-      <w:r>
-        <w:rPr>
-          <w:rStyle w:val="VerbatimChar"/>
-          <w:b/>
-          <w:bCs/>
-        </w:rPr>
-        <w:t xml:space="preserve">reference/IND570_PLC_Interface_Manual.md</w:t>
-      </w:r>
-      <w:r>
-        <w:t xml:space="preserve"> </w:t>
-      </w:r>
-      <w:r>
-        <w:t xml:space="preserve">— in-repo searchable extract of MT document 30205335 rev 12. §5.4 register map, Appendix B floating point format and command table, Appendix C.2 byte order. Figures are not in the extract; open the source PDF for wiring diagrams and screenshots.</w:t>
+      <w:hyperlink r:id="rId9">
+        <w:r>
+          <w:rPr>
+            <w:rStyle w:val="Hyperlink"/>
+            <w:b/>
+            <w:bCs/>
+          </w:rPr>
+          <w:t xml:space="preserve">METTLER TOLEDO IND570 PLC Interface Manual</w:t>
+        </w:r>
+        <w:r>
+          <w:rPr>
+            <w:rStyle w:val="Hyperlink"/>
+          </w:rPr>
+          <w:t xml:space="preserve">, document #30205335</w:t>
+        </w:r>
+      </w:hyperlink>
+      <w:r>
+        <w:t xml:space="preserve"> </w:t>
+      </w:r>
+      <w:r>
+        <w:t xml:space="preserve">— the authority for everything in sections 4 and 6. Chapter 5 (Modbus TCP), Appendix B (Floating Point Format — status bits, command table, worked handshake examples), Appendix C.2 (Byte Order).</w:t>
       </w:r>
     </w:p>
     <w:p>
@@ -4855,34 +5040,43 @@
           <w:numId w:val="1008"/>
         </w:numPr>
       </w:pPr>
-      <w:r>
-        <w:rPr>
-          <w:rStyle w:val="VerbatimChar"/>
+      <w:hyperlink r:id="rId15">
+        <w:r>
+          <w:rPr>
+            <w:rStyle w:val="Hyperlink"/>
+            <w:b/>
+            <w:bCs/>
+          </w:rPr>
+          <w:t xml:space="preserve">IND570 User’s Guide</w:t>
+        </w:r>
+        <w:r>
+          <w:rPr>
+            <w:rStyle w:val="Hyperlink"/>
+          </w:rPr>
+          <w:t xml:space="preserve">, document #30205308</w:t>
+        </w:r>
+      </w:hyperlink>
+      <w:r>
+        <w:t xml:space="preserve"> </w:t>
+      </w:r>
+      <w:r>
+        <w:t xml:space="preserve">—</w:t>
+      </w:r>
+      <w:r>
+        <w:t xml:space="preserve"> </w:t>
+      </w:r>
+      <w:r>
+        <w:rPr>
           <w:b/>
           <w:bCs/>
         </w:rPr>
-        <w:t xml:space="preserve">docs/superpowers/specs/2026-08-27-ind570-scale-udt-modbus-tcp-design.md</w:t>
-      </w:r>
-      <w:r>
-        <w:t xml:space="preserve"> </w:t>
-      </w:r>
-      <w:r>
-        <w:t xml:space="preserve">— the UDT design, both data flows, the</w:t>
-      </w:r>
-      <w:r>
-        <w:t xml:space="preserve"> </w:t>
-      </w:r>
-      <w:r>
-        <w:rPr>
-          <w:rStyle w:val="VerbatimChar"/>
-        </w:rPr>
-        <w:t xml:space="preserve">ContainerConfig.ToleranceWeight</w:t>
-      </w:r>
-      <w:r>
-        <w:t xml:space="preserve"> </w:t>
-      </w:r>
-      <w:r>
-        <w:t xml:space="preserve">schema change, and why each decision was made.</w:t>
+        <w:t xml:space="preserve">Tom’s reference for section 3.</w:t>
+      </w:r>
+      <w:r>
+        <w:t xml:space="preserve"> </w:t>
+      </w:r>
+      <w:r>
+        <w:t xml:space="preserve">The terminal-side setup menus live here, not in the PLC manual: Setup › Application › Target (including over/under vs material transfer mode), scale calibration, and the serial-port output modes. If a menu in section 3 doesn’t look the way this guide describes it, check here first.</w:t>
       </w:r>
     </w:p>
     <w:p>
@@ -4892,29 +5086,189 @@
           <w:numId w:val="1008"/>
         </w:numPr>
       </w:pPr>
-      <w:r>
-        <w:rPr>
-          <w:rStyle w:val="VerbatimChar"/>
-          <w:b/>
-          <w:bCs/>
-        </w:rPr>
-        <w:t xml:space="preserve">notes/2026-08-12_mpp-opc-consolidation-assessment.md</w:t>
-      </w:r>
-      <w:r>
-        <w:t xml:space="preserve"> </w:t>
-      </w:r>
-      <w:r>
-        <w:t xml:space="preserve">— the earlier assessment that listed these 7 scales as un-migratable. Superseded: they connect to Ignition natively, and OmniServer can be retired entirely.</w:t>
+      <w:hyperlink r:id="rId27">
+        <w:r>
+          <w:rPr>
+            <w:rStyle w:val="Hyperlink"/>
+          </w:rPr>
+          <w:t xml:space="preserve">IND570 Quick Guide, document #30205355</w:t>
+        </w:r>
+      </w:hyperlink>
+      <w:r>
+        <w:t xml:space="preserve"> </w:t>
+      </w:r>
+      <w:r>
+        <w:t xml:space="preserve">— condensed front-panel reference, handy to have printed at the terminal.</w:t>
+      </w:r>
+    </w:p>
+    <w:bookmarkEnd w:id="28"/>
+    <w:bookmarkStart w:id="31" w:name="ignition-documentation"/>
+    <w:p>
+      <w:pPr>
+        <w:pStyle w:val="Heading2"/>
+      </w:pPr>
+      <w:r>
+        <w:t xml:space="preserve">Ignition documentation</w:t>
       </w:r>
     </w:p>
     <w:p>
       <w:pPr>
         <w:numPr>
           <w:ilvl w:val="0"/>
-          <w:numId w:val="1008"/>
+          <w:numId w:val="1009"/>
         </w:numPr>
       </w:pPr>
       <w:hyperlink r:id="rId23">
+        <w:r>
+          <w:rPr>
+            <w:rStyle w:val="Hyperlink"/>
+          </w:rPr>
+          <w:t xml:space="preserve">Modbus Addressing</w:t>
+        </w:r>
+      </w:hyperlink>
+      <w:r>
+        <w:t xml:space="preserve"> </w:t>
+      </w:r>
+      <w:r>
+        <w:t xml:space="preserve">— the prefix table (</w:t>
+      </w:r>
+      <w:r>
+        <w:rPr>
+          <w:rStyle w:val="VerbatimChar"/>
+        </w:rPr>
+        <w:t xml:space="preserve">HR</w:t>
+      </w:r>
+      <w:r>
+        <w:t xml:space="preserve">,</w:t>
+      </w:r>
+      <w:r>
+        <w:t xml:space="preserve"> </w:t>
+      </w:r>
+      <w:r>
+        <w:rPr>
+          <w:rStyle w:val="VerbatimChar"/>
+        </w:rPr>
+        <w:t xml:space="preserve">HRF</w:t>
+      </w:r>
+      <w:r>
+        <w:t xml:space="preserve">,</w:t>
+      </w:r>
+      <w:r>
+        <w:t xml:space="preserve"> </w:t>
+      </w:r>
+      <w:r>
+        <w:rPr>
+          <w:rStyle w:val="VerbatimChar"/>
+        </w:rPr>
+        <w:t xml:space="preserve">HRUS</w:t>
+      </w:r>
+      <w:r>
+        <w:t xml:space="preserve">,</w:t>
+      </w:r>
+      <w:r>
+        <w:t xml:space="preserve"> </w:t>
+      </w:r>
+      <w:r>
+        <w:rPr>
+          <w:rStyle w:val="VerbatimChar"/>
+        </w:rPr>
+        <w:t xml:space="preserve">HRI</w:t>
+      </w:r>
+      <w:r>
+        <w:t xml:space="preserve">,</w:t>
+      </w:r>
+      <w:r>
+        <w:t xml:space="preserve"> </w:t>
+      </w:r>
+      <w:r>
+        <w:rPr>
+          <w:rStyle w:val="VerbatimChar"/>
+        </w:rPr>
+        <w:t xml:space="preserve">C</w:t>
+      </w:r>
+      <w:r>
+        <w:t xml:space="preserve">,</w:t>
+      </w:r>
+      <w:r>
+        <w:t xml:space="preserve"> </w:t>
+      </w:r>
+      <w:r>
+        <w:rPr>
+          <w:rStyle w:val="VerbatimChar"/>
+        </w:rPr>
+        <w:t xml:space="preserve">DI</w:t>
+      </w:r>
+      <w:r>
+        <w:t xml:space="preserve">, …) and the</w:t>
+      </w:r>
+      <w:r>
+        <w:t xml:space="preserve"> </w:t>
+      </w:r>
+      <w:r>
+        <w:rPr>
+          <w:rStyle w:val="VerbatimChar"/>
+        </w:rPr>
+        <w:t xml:space="preserve">.N</w:t>
+      </w:r>
+      <w:r>
+        <w:t xml:space="preserve"> </w:t>
+      </w:r>
+      <w:r>
+        <w:t xml:space="preserve">bit-suffix syntax used throughout section 5.</w:t>
+      </w:r>
+    </w:p>
+    <w:p>
+      <w:pPr>
+        <w:numPr>
+          <w:ilvl w:val="0"/>
+          <w:numId w:val="1009"/>
+        </w:numPr>
+      </w:pPr>
+      <w:hyperlink r:id="rId22">
+        <w:r>
+          <w:rPr>
+            <w:rStyle w:val="Hyperlink"/>
+          </w:rPr>
+          <w:t xml:space="preserve">Connecting to a Modbus Device</w:t>
+        </w:r>
+      </w:hyperlink>
+      <w:r>
+        <w:t xml:space="preserve"> </w:t>
+      </w:r>
+      <w:r>
+        <w:t xml:space="preserve">— device-connection settings, including the one-based/zero-based addressing option.</w:t>
+      </w:r>
+    </w:p>
+    <w:p>
+      <w:pPr>
+        <w:numPr>
+          <w:ilvl w:val="0"/>
+          <w:numId w:val="1009"/>
+        </w:numPr>
+      </w:pPr>
+      <w:hyperlink r:id="rId29">
+        <w:r>
+          <w:rPr>
+            <w:rStyle w:val="Hyperlink"/>
+          </w:rPr>
+          <w:t xml:space="preserve">getBit expression function</w:t>
+        </w:r>
+      </w:hyperlink>
+      <w:r>
+        <w:t xml:space="preserve"> </w:t>
+      </w:r>
+      <w:r>
+        <w:t xml:space="preserve">— used to decode the multi-bit FP Indicator and Command Acknowledge fields (section 4.2). Zero-indexed, LSB at position 0, matching Mettler’s numbering.</w:t>
+      </w:r>
+    </w:p>
+    <w:p>
+      <w:pPr>
+        <w:numPr>
+          <w:ilvl w:val="0"/>
+          <w:numId w:val="1009"/>
+        </w:numPr>
+      </w:pPr>
+      <w:hyperlink r:id="rId30">
         <w:r>
           <w:rPr>
             <w:rStyle w:val="Hyperlink"/>
@@ -4938,25 +5292,130 @@
         <w:t xml:space="preserve"> </w:t>
       </w:r>
       <w:r>
-        <w:t xml:space="preserve">— community precedent for this terminal on Ignition. Useful as a sanity check, but the manual is authoritative and the forum’s register guesses were approximate.</w:t>
-      </w:r>
-    </w:p>
-    <w:p>
-      <w:pPr>
-        <w:pStyle w:val="BlockText"/>
-      </w:pPr>
-      <w:r>
-        <w:rPr>
+        <w:t xml:space="preserve">— community precedent for this exact terminal on Ignition, including working byte-order and addressing combinations. Useful as a second opinion, but the manual is authoritative — the forum thread’s register numbers were flagged by its own author as best guesses.</w:t>
+      </w:r>
+    </w:p>
+    <w:bookmarkEnd w:id="31"/>
+    <w:bookmarkStart w:id="33" w:name="blue-ridge-internal"/>
+    <w:p>
+      <w:pPr>
+        <w:pStyle w:val="Heading2"/>
+      </w:pPr>
+      <w:r>
+        <w:t xml:space="preserve">Blue Ridge internal</w:t>
+      </w:r>
+    </w:p>
+    <w:p>
+      <w:pPr>
+        <w:numPr>
+          <w:ilvl w:val="0"/>
+          <w:numId w:val="1010"/>
+        </w:numPr>
+      </w:pPr>
+      <w:r>
+        <w:rPr>
+          <w:rStyle w:val="VerbatimChar"/>
           <w:b/>
           <w:bCs/>
         </w:rPr>
+        <w:t xml:space="preserve">reference/IND570_PLC_Interface_Manual.md</w:t>
+      </w:r>
+      <w:r>
+        <w:t xml:space="preserve"> </w:t>
+      </w:r>
+      <w:r>
+        <w:t xml:space="preserve">— in-repo searchable extract of the manual above, page-anchored and greppable. Figures are not in the extract; use the web PDF for wiring diagrams and screenshots.</w:t>
+      </w:r>
+    </w:p>
+    <w:p>
+      <w:pPr>
+        <w:numPr>
+          <w:ilvl w:val="0"/>
+          <w:numId w:val="1010"/>
+        </w:numPr>
+      </w:pPr>
+      <w:r>
+        <w:rPr>
+          <w:rStyle w:val="VerbatimChar"/>
+          <w:b/>
+          <w:bCs/>
+        </w:rPr>
+        <w:t xml:space="preserve">docs/superpowers/specs/2026-08-27-ind570-scale-udt-modbus-tcp-design.md</w:t>
+      </w:r>
+      <w:r>
+        <w:t xml:space="preserve"> </w:t>
+      </w:r>
+      <w:r>
+        <w:t xml:space="preserve">— the UDT design, both data flows, the</w:t>
+      </w:r>
+      <w:r>
+        <w:t xml:space="preserve"> </w:t>
+      </w:r>
+      <w:r>
+        <w:rPr>
+          <w:rStyle w:val="VerbatimChar"/>
+        </w:rPr>
+        <w:t xml:space="preserve">ContainerConfig.ToleranceWeight</w:t>
+      </w:r>
+      <w:r>
+        <w:t xml:space="preserve"> </w:t>
+      </w:r>
+      <w:r>
+        <w:t xml:space="preserve">schema change, and why each decision was made.</w:t>
+      </w:r>
+    </w:p>
+    <w:p>
+      <w:pPr>
+        <w:numPr>
+          <w:ilvl w:val="0"/>
+          <w:numId w:val="1010"/>
+        </w:numPr>
+      </w:pPr>
+      <w:r>
+        <w:rPr>
+          <w:rStyle w:val="VerbatimChar"/>
+          <w:b/>
+          <w:bCs/>
+        </w:rPr>
+        <w:t xml:space="preserve">notes/2026-08-12_mpp-opc-consolidation-assessment.md</w:t>
+      </w:r>
+      <w:r>
+        <w:t xml:space="preserve"> </w:t>
+      </w:r>
+      <w:r>
+        <w:t xml:space="preserve">— the earlier assessment that listed these 7 scales as un-migratable. Superseded: they connect to Ignition natively, and OmniServer can be retired entirely.</w:t>
+      </w:r>
+    </w:p>
+    <w:p>
+      <w:pPr>
+        <w:pStyle w:val="BlockText"/>
+      </w:pPr>
+      <w:r>
+        <w:rPr>
+          <w:b/>
+          <w:bCs/>
+        </w:rPr>
         <w:t xml:space="preserve">Not applicable:</w:t>
       </w:r>
       <w:r>
         <w:t xml:space="preserve"> </w:t>
       </w:r>
       <w:r>
-        <w:t xml:space="preserve">the IND570 Shared Data Reference (document 30205337). Manual Table B-4 note 9 states outright that</w:t>
+        <w:t xml:space="preserve">the</w:t>
+      </w:r>
+      <w:r>
+        <w:t xml:space="preserve"> </w:t>
+      </w:r>
+      <w:hyperlink r:id="rId32">
+        <w:r>
+          <w:rPr>
+            <w:rStyle w:val="Hyperlink"/>
+          </w:rPr>
+          <w:t xml:space="preserve">IND570 Shared Data Reference, document #30205337</w:t>
+        </w:r>
+      </w:hyperlink>
+      <w:r>
+        <w:t xml:space="preserve">. Manual Table B-4 note 9 states outright that</w:t>
       </w:r>
       <w:r>
         <w:t xml:space="preserve"> </w:t>
@@ -4972,11 +5431,24 @@
         <w:t xml:space="preserve"> </w:t>
       </w:r>
       <w:r>
-        <w:t xml:space="preserve">Command 160 (Apply scale setup) also does not function over this path.</w:t>
-      </w:r>
-    </w:p>
-    <w:bookmarkEnd w:id="24"/>
-    <w:bookmarkStart w:id="25" w:name="Xa5050344bc3f6e31d78d0711856d89628028461"/>
+        <w:t xml:space="preserve">Command 160 (Apply scale setup) also does not function over this path. Linked so nobody spends an afternoon working out why the</w:t>
+      </w:r>
+      <w:r>
+        <w:t xml:space="preserve"> </w:t>
+      </w:r>
+      <w:r>
+        <w:rPr>
+          <w:rStyle w:val="VerbatimChar"/>
+        </w:rPr>
+        <w:t xml:space="preserve">wt0101</w:t>
+      </w:r>
+      <w:r>
+        <w:t xml:space="preserve">-style variable names don’t resolve.</w:t>
+      </w:r>
+    </w:p>
+    <w:bookmarkEnd w:id="33"/>
+    <w:bookmarkEnd w:id="34"/>
+    <w:bookmarkStart w:id="35" w:name="Xa5050344bc3f6e31d78d0711856d89628028461"/>
     <w:p>
       <w:pPr>
         <w:pStyle w:val="Heading1"/>
@@ -5413,7 +5885,7 @@
         </w:tc>
       </w:tr>
     </w:tbl>
-    <w:bookmarkEnd w:id="25"/>
+    <w:bookmarkEnd w:id="35"/>
     <w:sectPr>
       <w:footnotePr>
         <w:numRestart w:val="eachSect"/>
@@ -5845,6 +6317,12 @@
     <w:abstractNumId w:val="991"/>
   </w:num>
   <w:num w:numId="1008">
+    <w:abstractNumId w:val="991"/>
+  </w:num>
+  <w:num w:numId="1009">
+    <w:abstractNumId w:val="991"/>
+  </w:num>
+  <w:num w:numId="1010">
     <w:abstractNumId w:val="991"/>
   </w:num>
 </w:numbering>

--- a/docs/IND570_Ignition_ModbusTCP_Integration_Guide.docx
+++ b/docs/IND570_Ignition_ModbusTCP_Integration_Guide.docx
@@ -32,6 +32,40 @@
       </w:pPr>
       <w:r>
         <w:t xml:space="preserve">For: Jacques (Ignition side) &amp; Tom (terminal side, plant floor)</w:t>
+      </w:r>
+    </w:p>
+    <w:p>
+      <w:pPr>
+        <w:pStyle w:val="BodyText"/>
+      </w:pPr>
+      <w:r>
+        <w:rPr>
+          <w:b/>
+          <w:bCs/>
+        </w:rPr>
+        <w:t xml:space="preserve">Revision 3 — 2026-08-27.</w:t>
+      </w:r>
+      <w:r>
+        <w:t xml:space="preserve"> </w:t>
+      </w:r>
+      <w:r>
+        <w:t xml:space="preserve">Section 5’s Ignition settings are now named as they appear in the</w:t>
+      </w:r>
+      <w:r>
+        <w:t xml:space="preserve"> </w:t>
+      </w:r>
+      <w:r>
+        <w:rPr>
+          <w:b/>
+          <w:bCs/>
+        </w:rPr>
+        <w:t xml:space="preserve">8.3</w:t>
+      </w:r>
+      <w:r>
+        <w:t xml:space="preserve"> </w:t>
+      </w:r>
+      <w:r>
+        <w:t xml:space="preserve">device-config UI (rev 2 used 8.1-era names). Address Mapping, Radix, Zero-based Addressing, Reverse Word Order and the write-request flags are all covered.</w:t>
       </w:r>
     </w:p>
     <w:p>
@@ -3196,7 +3230,72 @@
     </w:p>
     <w:p>
       <w:pPr>
-        <w:pStyle w:val="Compact"/>
+        <w:pStyle w:val="FirstParagraph"/>
+      </w:pPr>
+      <w:r>
+        <w:rPr>
+          <w:i/>
+          <w:iCs/>
+        </w:rPr>
+        <w:t xml:space="preserve">Settings below are named as they appear in the Ignition</w:t>
+      </w:r>
+      <w:r>
+        <w:rPr>
+          <w:i/>
+          <w:iCs/>
+        </w:rPr>
+        <w:t xml:space="preserve"> </w:t>
+      </w:r>
+      <w:r>
+        <w:rPr>
+          <w:b/>
+          <w:bCs/>
+          <w:i/>
+          <w:iCs/>
+        </w:rPr>
+        <w:t xml:space="preserve">8.3</w:t>
+      </w:r>
+      <w:r>
+        <w:rPr>
+          <w:i/>
+          <w:iCs/>
+        </w:rPr>
+        <w:t xml:space="preserve"> </w:t>
+      </w:r>
+      <w:r>
+        <w:rPr>
+          <w:i/>
+          <w:iCs/>
+        </w:rPr>
+        <w:t xml:space="preserve">device-config UI. Reference:</w:t>
+      </w:r>
+      <w:r>
+        <w:rPr>
+          <w:i/>
+          <w:iCs/>
+        </w:rPr>
+        <w:t xml:space="preserve"> </w:t>
+      </w:r>
+      <w:hyperlink r:id="rId22">
+        <w:r>
+          <w:rPr>
+            <w:rStyle w:val="Hyperlink"/>
+            <w:i/>
+            <w:iCs/>
+          </w:rPr>
+          <w:t xml:space="preserve">Connecting to a Modbus Device</w:t>
+        </w:r>
+      </w:hyperlink>
+      <w:r>
+        <w:rPr>
+          <w:i/>
+          <w:iCs/>
+        </w:rPr>
+        <w:t xml:space="preserve">.</w:t>
+      </w:r>
+    </w:p>
+    <w:p>
+      <w:pPr>
         <w:numPr>
           <w:ilvl w:val="0"/>
           <w:numId w:val="1006"/>
@@ -3216,23 +3315,11 @@
         <w:t xml:space="preserve">Modbus TCP</w:t>
       </w:r>
       <w:r>
-        <w:t xml:space="preserve">. (</w:t>
-      </w:r>
-      <w:hyperlink r:id="rId22">
-        <w:r>
-          <w:rPr>
-            <w:rStyle w:val="Hyperlink"/>
-          </w:rPr>
-          <w:t xml:space="preserve">Connecting to a Modbus Device</w:t>
-        </w:r>
-      </w:hyperlink>
-      <w:r>
-        <w:t xml:space="preserve">)</w:t>
-      </w:r>
-    </w:p>
-    <w:p>
-      <w:pPr>
-        <w:pStyle w:val="Compact"/>
+        <w:t xml:space="preserve">.</w:t>
+      </w:r>
+    </w:p>
+    <w:p>
+      <w:pPr>
         <w:numPr>
           <w:ilvl w:val="0"/>
           <w:numId w:val="1006"/>
@@ -3270,7 +3357,6 @@
     </w:p>
     <w:p>
       <w:pPr>
-        <w:pStyle w:val="Compact"/>
         <w:numPr>
           <w:ilvl w:val="0"/>
           <w:numId w:val="1006"/>
@@ -3281,30 +3367,276 @@
           <w:b/>
           <w:bCs/>
         </w:rPr>
-        <w:t xml:space="preserve">Addressing Mode:</w:t>
-      </w:r>
-      <w:r>
-        <w:t xml:space="preserve"> </w:t>
-      </w:r>
-      <w:r>
-        <w:t xml:space="preserve">one-based.</w:t>
-      </w:r>
-    </w:p>
-    <w:p>
-      <w:pPr>
-        <w:pStyle w:val="Compact"/>
+        <w:t xml:space="preserve">Address Mapping: leave it EMPTY.</w:t>
+      </w:r>
+      <w:r>
+        <w:t xml:space="preserve"> </w:t>
+      </w:r>
+      <w:r>
+        <w:t xml:space="preserve">If the table shows a blank row flagging</w:t>
+      </w:r>
+      <w:r>
+        <w:t xml:space="preserve"> </w:t>
+      </w:r>
+      <w:r>
+        <w:t xml:space="preserve">“2 invalid fields”</w:t>
+      </w:r>
+      <w:r>
+        <w:t xml:space="preserve"> </w:t>
+      </w:r>
+      <w:r>
+        <w:t xml:space="preserve">(empty PREFIX and MODBUS ADDRESS), click</w:t>
+      </w:r>
+      <w:r>
+        <w:t xml:space="preserve"> </w:t>
+      </w:r>
+      <w:r>
+        <w:rPr>
+          <w:b/>
+          <w:bCs/>
+        </w:rPr>
+        <w:t xml:space="preserve">Delete</w:t>
+      </w:r>
+      <w:r>
+        <w:t xml:space="preserve"> </w:t>
+      </w:r>
+      <w:r>
+        <w:t xml:space="preserve">on that row — do not fill it in. Address mapping is an optional bulk-alias feature for devices whose native numbering differs from Modbus; the docs offer it</w:t>
+      </w:r>
+      <w:r>
+        <w:t xml:space="preserve"> </w:t>
+      </w:r>
+      <w:r>
+        <w:t xml:space="preserve">“because it can be tedious to manually enter OPC tag information one-by-one.”</w:t>
+      </w:r>
+      <w:r>
+        <w:t xml:space="preserve"> </w:t>
+      </w:r>
+      <w:r>
+        <w:t xml:space="preserve">We address registers directly as</w:t>
+      </w:r>
+      <w:r>
+        <w:t xml:space="preserve"> </w:t>
+      </w:r>
+      <w:r>
+        <w:rPr>
+          <w:rStyle w:val="VerbatimChar"/>
+        </w:rPr>
+        <w:t xml:space="preserve">HR1</w:t>
+      </w:r>
+      <w:r>
+        <w:t xml:space="preserve">,</w:t>
+      </w:r>
+      <w:r>
+        <w:t xml:space="preserve"> </w:t>
+      </w:r>
+      <w:r>
+        <w:rPr>
+          <w:rStyle w:val="VerbatimChar"/>
+        </w:rPr>
+        <w:t xml:space="preserve">HRF2</w:t>
+      </w:r>
+      <w:r>
+        <w:t xml:space="preserve"> </w:t>
+      </w:r>
+      <w:r>
+        <w:t xml:space="preserve">and so on, which needs no mapping —</w:t>
+      </w:r>
+      <w:r>
+        <w:t xml:space="preserve"> </w:t>
+      </w:r>
+      <w:r>
+        <w:rPr>
+          <w:rStyle w:val="VerbatimChar"/>
+        </w:rPr>
+        <w:t xml:space="preserve">HR</w:t>
+      </w:r>
+      <w:r>
+        <w:t xml:space="preserve">,</w:t>
+      </w:r>
+      <w:r>
+        <w:t xml:space="preserve"> </w:t>
+      </w:r>
+      <w:r>
+        <w:rPr>
+          <w:rStyle w:val="VerbatimChar"/>
+        </w:rPr>
+        <w:t xml:space="preserve">IR</w:t>
+      </w:r>
+      <w:r>
+        <w:t xml:space="preserve">,</w:t>
+      </w:r>
+      <w:r>
+        <w:t xml:space="preserve"> </w:t>
+      </w:r>
+      <w:r>
+        <w:rPr>
+          <w:rStyle w:val="VerbatimChar"/>
+        </w:rPr>
+        <w:t xml:space="preserve">C</w:t>
+      </w:r>
+      <w:r>
+        <w:t xml:space="preserve"> </w:t>
+      </w:r>
+      <w:r>
+        <w:t xml:space="preserve">and</w:t>
+      </w:r>
+      <w:r>
+        <w:t xml:space="preserve"> </w:t>
+      </w:r>
+      <w:r>
+        <w:rPr>
+          <w:rStyle w:val="VerbatimChar"/>
+        </w:rPr>
+        <w:t xml:space="preserve">DI</w:t>
+      </w:r>
+      <w:r>
+        <w:t xml:space="preserve"> </w:t>
+      </w:r>
+      <w:r>
+        <w:t xml:space="preserve">are reserved prefixes precisely because direct addressing coexists with it.</w:t>
+      </w:r>
+      <w:r>
+        <w:t xml:space="preserve"> </w:t>
+      </w:r>
+      <w:r>
+        <w:rPr>
+          <w:b/>
+          <w:bCs/>
+        </w:rPr>
+        <w:t xml:space="preserve">Radix</w:t>
+      </w:r>
+      <w:r>
+        <w:t xml:space="preserve"> </w:t>
+      </w:r>
+      <w:r>
+        <w:t xml:space="preserve">(default 10) only governs the numbering base used by mapping rows, so with no rows it is irrelevant. Leave it at 10.</w:t>
+      </w:r>
+    </w:p>
+    <w:p>
+      <w:pPr>
         <w:numPr>
           <w:ilvl w:val="0"/>
           <w:numId w:val="1006"/>
         </w:numPr>
       </w:pPr>
       <w:r>
-        <w:t xml:space="preserve">Leave word/byte order at defaults — only revisit if data comes back garbled.</w:t>
-      </w:r>
-    </w:p>
-    <w:p>
-      <w:pPr>
-        <w:pStyle w:val="Compact"/>
+        <w:rPr>
+          <w:b/>
+          <w:bCs/>
+        </w:rPr>
+        <w:t xml:space="preserve">ADVANCED › Zero-based Addressing: leave UNCHECKED.</w:t>
+      </w:r>
+      <w:r>
+        <w:t xml:space="preserve"> </w:t>
+      </w:r>
+      <w:r>
+        <w:t xml:space="preserve">Unchecked means each area’s address range starts at 1, which is what the register map in section 4 assumes (</w:t>
+      </w:r>
+      <w:r>
+        <w:rPr>
+          <w:rStyle w:val="VerbatimChar"/>
+        </w:rPr>
+        <w:t xml:space="preserve">HR1</w:t>
+      </w:r>
+      <w:r>
+        <w:t xml:space="preserve"> </w:t>
+      </w:r>
+      <w:r>
+        <w:t xml:space="preserve">is the first holding register). This is the setting that decides whether section 6 step 1’s checks pass.</w:t>
+      </w:r>
+    </w:p>
+    <w:p>
+      <w:pPr>
+        <w:numPr>
+          <w:ilvl w:val="0"/>
+          <w:numId w:val="1006"/>
+        </w:numPr>
+      </w:pPr>
+      <w:r>
+        <w:rPr>
+          <w:b/>
+          <w:bCs/>
+        </w:rPr>
+        <w:t xml:space="preserve">ADVANCED › Reverse Word Order: leave UNCHECKED</w:t>
+      </w:r>
+      <w:r>
+        <w:t xml:space="preserve"> </w:t>
+      </w:r>
+      <w:r>
+        <w:t xml:space="preserve">for now. This is the Ignition-side counterpart to the terminal’s Byte Order setting —</w:t>
+      </w:r>
+      <w:r>
+        <w:t xml:space="preserve"> </w:t>
+      </w:r>
+      <w:r>
+        <w:t xml:space="preserve">“swaps the low and high words in 32-bit values.”</w:t>
+      </w:r>
+      <w:r>
+        <w:t xml:space="preserve"> </w:t>
+      </w:r>
+      <w:r>
+        <w:t xml:space="preserve">With the terminal on Double Word Swap this should not be needed; it is the first thing to toggle if the float reads back scrambled.</w:t>
+      </w:r>
+    </w:p>
+    <w:p>
+      <w:pPr>
+        <w:numPr>
+          <w:ilvl w:val="0"/>
+          <w:numId w:val="1006"/>
+        </w:numPr>
+      </w:pPr>
+      <w:r>
+        <w:rPr>
+          <w:b/>
+          <w:bCs/>
+        </w:rPr>
+        <w:t xml:space="preserve">WRITE REQUESTS › Allow Write Multiple Registers Request: must stay CHECKED.</w:t>
+      </w:r>
+      <w:r>
+        <w:t xml:space="preserve"> </w:t>
+      </w:r>
+      <w:r>
+        <w:t xml:space="preserve">Its own help text warns that disabling it</w:t>
+      </w:r>
+      <w:r>
+        <w:t xml:space="preserve"> </w:t>
+      </w:r>
+      <w:r>
+        <w:t xml:space="preserve">“will break the ability to write 32-bit and String values correctly to registers.”</w:t>
+      </w:r>
+      <w:r>
+        <w:t xml:space="preserve"> </w:t>
+      </w:r>
+      <w:r>
+        <w:t xml:space="preserve">Our setpoint load writes a 32-bit float to</w:t>
+      </w:r>
+      <w:r>
+        <w:t xml:space="preserve"> </w:t>
+      </w:r>
+      <w:r>
+        <w:rPr>
+          <w:rStyle w:val="VerbatimChar"/>
+        </w:rPr>
+        <w:t xml:space="preserve">HRF1030</w:t>
+      </w:r>
+      <w:r>
+        <w:t xml:space="preserve">, which spans two registers — turning this off breaks Flow A specifically.</w:t>
+      </w:r>
+    </w:p>
+    <w:p>
+      <w:pPr>
+        <w:numPr>
+          <w:ilvl w:val="0"/>
+          <w:numId w:val="1006"/>
+        </w:numPr>
+      </w:pPr>
+      <w:r>
+        <w:t xml:space="preserve">Everything under REQUEST OPTIMIZATION, READ REQUESTS and STRING HANDLING can stay at defaults. The IND570 exposes at most 16 read and 13 write registers, far below every per-request ceiling.</w:t>
+      </w:r>
+    </w:p>
+    <w:p>
+      <w:pPr>
         <w:numPr>
           <w:ilvl w:val="0"/>
           <w:numId w:val="1006"/>
@@ -4589,7 +4921,23 @@
               <w:t xml:space="preserve">HR1</w:t>
             </w:r>
             <w:r>
-              <w:t xml:space="preserve">, or wrong addressing mode</w:t>
+              <w:t xml:space="preserve">, or</w:t>
+            </w:r>
+            <w:r>
+              <w:t xml:space="preserve"> </w:t>
+            </w:r>
+            <w:r>
+              <w:rPr>
+                <w:b/>
+                <w:bCs/>
+              </w:rPr>
+              <w:t xml:space="preserve">Zero-based Addressing</w:t>
+            </w:r>
+            <w:r>
+              <w:t xml:space="preserve"> </w:t>
+            </w:r>
+            <w:r>
+              <w:t xml:space="preserve">checked when it should not be</w:t>
             </w:r>
           </w:p>
         </w:tc>
@@ -4618,7 +4966,7 @@
               <w:t xml:space="preserve"> </w:t>
             </w:r>
             <w:r>
-              <w:t xml:space="preserve">reading 0 is the tell.</w:t>
+              <w:t xml:space="preserve">reading 0 is the tell. Confirm ADVANCED › Zero-based Addressing is UNCHECKED.</w:t>
             </w:r>
           </w:p>
         </w:tc>
@@ -4653,7 +5001,20 @@
               <w:pStyle w:val="Compact"/>
             </w:pPr>
             <w:r>
-              <w:t xml:space="preserve">Terminal Byte Order should be Double Word Swap. If still wrong, try each terminal option against toggling Ignition’s word-order setting.</w:t>
+              <w:t xml:space="preserve">Terminal Byte Order should be Double Word Swap. If still wrong, toggle Ignition’s ADVANCED ›</w:t>
+            </w:r>
+            <w:r>
+              <w:t xml:space="preserve"> </w:t>
+            </w:r>
+            <w:r>
+              <w:rPr>
+                <w:b/>
+                <w:bCs/>
+              </w:rPr>
+              <w:t xml:space="preserve">Reverse Word Order</w:t>
+            </w:r>
+            <w:r>
+              <w:t xml:space="preserve">, then work through the terminal’s four Byte Order options against it.</w:t>
             </w:r>
           </w:p>
         </w:tc>
@@ -4979,6 +5340,127 @@
             </w:r>
             <w:r>
               <w:t xml:space="preserve">was sent and acknowledged. Confirm over/under mode (section 3.3).</w:t>
+            </w:r>
+          </w:p>
+        </w:tc>
+      </w:tr>
+      <w:tr>
+        <w:tc>
+          <w:tcPr/>
+          <w:p>
+            <w:pPr>
+              <w:pStyle w:val="Compact"/>
+            </w:pPr>
+            <w:r>
+              <w:t xml:space="preserve">Device config refuses to save,</w:t>
+            </w:r>
+            <w:r>
+              <w:t xml:space="preserve"> </w:t>
+            </w:r>
+            <w:r>
+              <w:t xml:space="preserve">“This configuration has N invalid fields”</w:t>
+            </w:r>
+          </w:p>
+        </w:tc>
+        <w:tc>
+          <w:tcPr/>
+          <w:p>
+            <w:pPr>
+              <w:pStyle w:val="Compact"/>
+            </w:pPr>
+            <w:r>
+              <w:t xml:space="preserve">A blank</w:t>
+            </w:r>
+            <w:r>
+              <w:t xml:space="preserve"> </w:t>
+            </w:r>
+            <w:r>
+              <w:rPr>
+                <w:b/>
+                <w:bCs/>
+              </w:rPr>
+              <w:t xml:space="preserve">Address Mapping</w:t>
+            </w:r>
+            <w:r>
+              <w:t xml:space="preserve"> </w:t>
+            </w:r>
+            <w:r>
+              <w:t xml:space="preserve">row with empty PREFIX / MODBUS ADDRESS</w:t>
+            </w:r>
+          </w:p>
+        </w:tc>
+        <w:tc>
+          <w:tcPr/>
+          <w:p>
+            <w:pPr>
+              <w:pStyle w:val="Compact"/>
+            </w:pPr>
+            <w:r>
+              <w:rPr>
+                <w:b/>
+                <w:bCs/>
+              </w:rPr>
+              <w:t xml:space="preserve">Delete</w:t>
+            </w:r>
+            <w:r>
+              <w:t xml:space="preserve"> </w:t>
+            </w:r>
+            <w:r>
+              <w:t xml:space="preserve">the row. Address mapping is optional and we do not use it — see section 5 step 3.</w:t>
+            </w:r>
+          </w:p>
+        </w:tc>
+      </w:tr>
+      <w:tr>
+        <w:tc>
+          <w:tcPr>
+            <w:shd w:val="clear" w:color="auto" w:fill="F2F2F2"/>
+          </w:tcPr>
+          <w:tcPr/>
+          <w:p>
+            <w:pPr>
+              <w:pStyle w:val="Compact"/>
+            </w:pPr>
+            <w:r>
+              <w:t xml:space="preserve">Reads fine, setpoint float write fails or corrupts</w:t>
+            </w:r>
+          </w:p>
+        </w:tc>
+        <w:tc>
+          <w:tcPr>
+            <w:shd w:val="clear" w:color="auto" w:fill="F2F2F2"/>
+          </w:tcPr>
+          <w:tcPr/>
+          <w:p>
+            <w:pPr>
+              <w:pStyle w:val="Compact"/>
+            </w:pPr>
+            <w:r>
+              <w:rPr>
+                <w:b/>
+                <w:bCs/>
+              </w:rPr>
+              <w:t xml:space="preserve">Allow Write Multiple Registers Request</w:t>
+            </w:r>
+            <w:r>
+              <w:t xml:space="preserve"> </w:t>
+            </w:r>
+            <w:r>
+              <w:t xml:space="preserve">unchecked</w:t>
+            </w:r>
+          </w:p>
+        </w:tc>
+        <w:tc>
+          <w:tcPr>
+            <w:shd w:val="clear" w:color="auto" w:fill="F2F2F2"/>
+          </w:tcPr>
+          <w:tcPr/>
+          <w:p>
+            <w:pPr>
+              <w:pStyle w:val="Compact"/>
+            </w:pPr>
+            <w:r>
+              <w:t xml:space="preserve">Re-check it. A 32-bit float spans two registers and needs function code 0x10.</w:t>
             </w:r>
           </w:p>
         </w:tc>
@@ -5676,7 +6158,7 @@
               <w:pStyle w:val="Compact"/>
             </w:pPr>
             <w:r>
-              <w:t xml:space="preserve">Ignition addressing mode that worked (0- or 1-based)</w:t>
+              <w:t xml:space="preserve">Zero-based Addressing checked or unchecked?</w:t>
             </w:r>
           </w:p>
         </w:tc>
@@ -5700,16 +6182,7 @@
               <w:pStyle w:val="Compact"/>
             </w:pPr>
             <w:r>
-              <w:rPr>
-                <w:rStyle w:val="VerbatimChar"/>
-              </w:rPr>
-              <w:t xml:space="preserve">HR4.5</w:t>
-            </w:r>
-            <w:r>
-              <w:t xml:space="preserve"> </w:t>
-            </w:r>
-            <w:r>
-              <w:t xml:space="preserve">reads 1?</w:t>
+              <w:t xml:space="preserve">Reverse Word Order needed?</w:t>
             </w:r>
           </w:p>
         </w:tc>
@@ -5733,7 +6206,16 @@
               <w:pStyle w:val="Compact"/>
             </w:pPr>
             <w:r>
-              <w:t xml:space="preserve">Integrity bits toggle together?</w:t>
+              <w:rPr>
+                <w:rStyle w:val="VerbatimChar"/>
+              </w:rPr>
+              <w:t xml:space="preserve">HR4.5</w:t>
+            </w:r>
+            <w:r>
+              <w:t xml:space="preserve"> </w:t>
+            </w:r>
+            <w:r>
+              <w:t xml:space="preserve">reads 1?</w:t>
             </w:r>
           </w:p>
         </w:tc>
@@ -5757,7 +6239,7 @@
               <w:pStyle w:val="Compact"/>
             </w:pPr>
             <w:r>
-              <w:t xml:space="preserve">Primary units reported by command 30</w:t>
+              <w:t xml:space="preserve">Integrity bits toggle together?</w:t>
             </w:r>
           </w:p>
         </w:tc>
@@ -5781,22 +6263,7 @@
               <w:pStyle w:val="Compact"/>
             </w:pPr>
             <w:r>
-              <w:t xml:space="preserve">Front-panel weight vs</w:t>
-            </w:r>
-            <w:r>
-              <w:t xml:space="preserve"> </w:t>
-            </w:r>
-            <w:r>
-              <w:rPr>
-                <w:rStyle w:val="VerbatimChar"/>
-              </w:rPr>
-              <w:t xml:space="preserve">HRF2</w:t>
-            </w:r>
-            <w:r>
-              <w:t xml:space="preserve"> </w:t>
-            </w:r>
-            <w:r>
-              <w:t xml:space="preserve">— match?</w:t>
+              <w:t xml:space="preserve">Primary units reported by command 30</w:t>
             </w:r>
           </w:p>
         </w:tc>
@@ -5820,7 +6287,22 @@
               <w:pStyle w:val="Compact"/>
             </w:pPr>
             <w:r>
-              <w:t xml:space="preserve">Byte order confirmed working</w:t>
+              <w:t xml:space="preserve">Front-panel weight vs</w:t>
+            </w:r>
+            <w:r>
+              <w:t xml:space="preserve"> </w:t>
+            </w:r>
+            <w:r>
+              <w:rPr>
+                <w:rStyle w:val="VerbatimChar"/>
+              </w:rPr>
+              <w:t xml:space="preserve">HRF2</w:t>
+            </w:r>
+            <w:r>
+              <w:t xml:space="preserve"> </w:t>
+            </w:r>
+            <w:r>
+              <w:t xml:space="preserve">— match?</w:t>
             </w:r>
           </w:p>
         </w:tc>
@@ -5844,7 +6326,7 @@
               <w:pStyle w:val="Compact"/>
             </w:pPr>
             <w:r>
-              <w:t xml:space="preserve">Target mode set to over/under?</w:t>
+              <w:t xml:space="preserve">Byte order confirmed working</w:t>
             </w:r>
           </w:p>
         </w:tc>
@@ -5868,14 +6350,35 @@
               <w:pStyle w:val="Compact"/>
             </w:pPr>
             <w:r>
+              <w:t xml:space="preserve">Target mode set to over/under?</w:t>
+            </w:r>
+          </w:p>
+        </w:tc>
+        <w:tc>
+          <w:tcPr>
+            <w:shd w:val="clear" w:color="auto" w:fill="F2F2F2"/>
+          </w:tcPr>
+          <w:tcPr/>
+          <w:p>
+            <w:pPr>
+              <w:pStyle w:val="Compact"/>
+            </w:pPr>
+          </w:p>
+        </w:tc>
+      </w:tr>
+      <w:tr>
+        <w:tc>
+          <w:tcPr/>
+          <w:p>
+            <w:pPr>
+              <w:pStyle w:val="Compact"/>
+            </w:pPr>
+            <w:r>
               <w:t xml:space="preserve">Notes / anything unusual</w:t>
             </w:r>
           </w:p>
         </w:tc>
         <w:tc>
-          <w:tcPr>
-            <w:shd w:val="clear" w:color="auto" w:fill="F2F2F2"/>
-          </w:tcPr>
           <w:tcPr/>
           <w:p>
             <w:pPr>
